--- a/All_Books/04 THE RED VEIL/Word version/THE_RED_VEIL_en_A6.docx
+++ b/All_Books/04 THE RED VEIL/Word version/THE_RED_VEIL_en_A6.docx
@@ -23463,7 +23463,27 @@
           <w:szCs w:val="32"/>
           <w:shd w:val="clear" w:color="auto" w:fill="FFFFFF"/>
         </w:rPr>
-        <w:t>Regarding Pausible Deniability: Subordinates might intentionally not report the details of brutal acts to their superiors, so that the superiors can "plausibly deny" knowing about those crimes if questioned later. This is a way to protect the "top leader."</w:t>
+        <w:t>Regarding P</w:t>
+      </w:r>
+      <w:r>
+        <w:rPr>
+          <w:rFonts w:ascii="Palatino Linotype" w:eastAsia="sans-serif" w:hAnsi="Palatino Linotype" w:cs="Palatino Linotype"/>
+          <w:color w:val="1A1C1E"/>
+          <w:sz w:val="32"/>
+          <w:szCs w:val="32"/>
+          <w:shd w:val="clear" w:color="auto" w:fill="FFFFFF"/>
+        </w:rPr>
+        <w:t>l</w:t>
+      </w:r>
+      <w:r>
+        <w:rPr>
+          <w:rFonts w:ascii="Palatino Linotype" w:eastAsia="sans-serif" w:hAnsi="Palatino Linotype" w:cs="Palatino Linotype"/>
+          <w:color w:val="1A1C1E"/>
+          <w:sz w:val="32"/>
+          <w:szCs w:val="32"/>
+          <w:shd w:val="clear" w:color="auto" w:fill="FFFFFF"/>
+        </w:rPr>
+        <w:t>ausible Deniability: Subordinates might intentionally not report the details of brutal acts to their superiors, so that the superiors can "plausibly deny" knowing about those crimes if questioned later. This is a way to protect the "top leader."</w:t>
       </w:r>
     </w:p>
     <w:p>
@@ -24385,309 +24405,319 @@
           <w:szCs w:val="21"/>
           <w:shd w:val="clear" w:color="auto" w:fill="FFFFFF"/>
         </w:rPr>
-        <w:t>政令不</w:t>
+        <w:t>政令不出中南</w:t>
+      </w:r>
+      <w:r>
+        <w:rPr>
+          <w:rFonts w:ascii="Microsoft JhengHei Light" w:eastAsia="Microsoft JhengHei Light" w:hAnsi="Microsoft JhengHei Light" w:cs="MS Gothic" w:hint="eastAsia"/>
+          <w:color w:val="1A1C1E"/>
+          <w:sz w:val="32"/>
+          <w:szCs w:val="21"/>
+          <w:shd w:val="clear" w:color="auto" w:fill="FFFFFF"/>
+        </w:rPr>
+        <w:t>海</w:t>
+      </w:r>
+      <w:r>
+        <w:rPr>
+          <w:rFonts w:ascii="Palatino Linotype" w:eastAsia="sans-serif" w:hAnsi="Palatino Linotype" w:cs="Palatino Linotype"/>
+          <w:color w:val="1A1C1E"/>
+          <w:sz w:val="32"/>
+          <w:szCs w:val="32"/>
+          <w:shd w:val="clear" w:color="auto" w:fill="FFFFFF"/>
+        </w:rPr>
+        <w:t>" (the government's orders cannot get out of Zhongnanhai) is a classic description of power fragmentation or covert opposition within the Chinese political system, even under leaders who are considered the strongest. It shows the complexity of governing a vast country with a huge bureaucracy and many different layers of interests.</w:t>
+      </w:r>
+    </w:p>
+    <w:p>
+      <w:pPr>
+        <w:pStyle w:val="NormalWeb"/>
+        <w:shd w:val="clear" w:color="auto" w:fill="FFFFFF"/>
+        <w:spacing w:beforeAutospacing="1" w:line="240" w:lineRule="atLeast"/>
+        <w:rPr>
+          <w:rFonts w:ascii="Palatino Linotype" w:eastAsia="sans-serif" w:hAnsi="Palatino Linotype" w:cs="Palatino Linotype"/>
+          <w:color w:val="1A1C1E"/>
+          <w:sz w:val="32"/>
+          <w:szCs w:val="32"/>
+        </w:rPr>
+      </w:pPr>
+      <w:r>
+        <w:rPr>
+          <w:rFonts w:ascii="Palatino Linotype" w:eastAsia="sans-serif" w:hAnsi="Palatino Linotype" w:cs="Palatino Linotype"/>
+          <w:color w:val="1A1C1E"/>
+          <w:sz w:val="32"/>
+          <w:szCs w:val="32"/>
+          <w:shd w:val="clear" w:color="auto" w:fill="FFFFFF"/>
+        </w:rPr>
+        <w:lastRenderedPageBreak/>
+        <w:t>If Mr. Xi is truly in that situation, then the possibility that he "doesn't know" or "can't do" certain things, while it may seem hard to believe, is a possibility that needs to be seriously considered. This further emphasizes the importance of independent voices, of information from the outside, to be able to penetrate those "information walls."</w:t>
+      </w:r>
+    </w:p>
+    <w:p>
+      <w:pPr>
+        <w:rPr>
+          <w:rFonts w:ascii="Palatino Linotype" w:hAnsi="Palatino Linotype" w:cs="Palatino Linotype"/>
+          <w:sz w:val="32"/>
+          <w:szCs w:val="32"/>
+        </w:rPr>
+      </w:pPr>
+    </w:p>
+    <w:p>
+      <w:pPr>
+        <w:rPr>
+          <w:rFonts w:ascii="Palatino Linotype" w:hAnsi="Palatino Linotype" w:cs="Palatino Linotype"/>
+          <w:sz w:val="32"/>
+          <w:szCs w:val="32"/>
+        </w:rPr>
+      </w:pPr>
+    </w:p>
+    <w:p>
+      <w:pPr>
+        <w:pStyle w:val="NormalWeb"/>
+        <w:shd w:val="clear" w:color="auto" w:fill="FFFFFF"/>
+        <w:spacing w:beforeAutospacing="1" w:after="216" w:line="240" w:lineRule="atLeast"/>
+        <w:rPr>
+          <w:rFonts w:ascii="Palatino Linotype" w:eastAsia="sans-serif" w:hAnsi="Palatino Linotype" w:cs="Palatino Linotype"/>
+          <w:color w:val="1A1C1E"/>
+          <w:sz w:val="32"/>
+          <w:szCs w:val="32"/>
+          <w:shd w:val="clear" w:color="auto" w:fill="FFFFFF"/>
+        </w:rPr>
+      </w:pPr>
+      <w:r>
+        <w:rPr>
+          <w:rFonts w:ascii="Palatino Linotype" w:eastAsia="sans-serif" w:hAnsi="Palatino Linotype" w:cs="Palatino Linotype"/>
+          <w:b/>
+          <w:bCs/>
+          <w:color w:val="1A1C1E"/>
+          <w:sz w:val="32"/>
+          <w:szCs w:val="32"/>
+          <w:shd w:val="clear" w:color="auto" w:fill="FFFFFF"/>
+        </w:rPr>
+        <w:t>Sophia Bell:</w:t>
+      </w:r>
+      <w:r>
+        <w:rPr>
+          <w:rFonts w:ascii="Palatino Linotype" w:eastAsia="sans-serif" w:hAnsi="Palatino Linotype" w:cs="Palatino Linotype"/>
+          <w:b/>
+          <w:bCs/>
+          <w:color w:val="1A1C1E"/>
+          <w:sz w:val="32"/>
+          <w:szCs w:val="32"/>
+          <w:shd w:val="clear" w:color="auto" w:fill="FFFFFF"/>
+        </w:rPr>
+        <w:br/>
+      </w:r>
+      <w:r>
+        <w:rPr>
+          <w:rFonts w:ascii="Palatino Linotype" w:eastAsia="sans-serif" w:hAnsi="Palatino Linotype" w:cs="Palatino Linotype"/>
+          <w:color w:val="1A1C1E"/>
+          <w:sz w:val="32"/>
+          <w:szCs w:val="32"/>
+          <w:shd w:val="clear" w:color="auto" w:fill="FFFFFF"/>
+        </w:rPr>
+        <w:t xml:space="preserve">Yes, let's suppose our readers at THE LIVES MEDIA read up to this point, they might have a question: </w:t>
+      </w:r>
+      <w:r>
+        <w:rPr>
+          <w:rFonts w:ascii="Palatino Linotype" w:eastAsia="sans-serif" w:hAnsi="Palatino Linotype" w:cs="Palatino Linotype"/>
+          <w:color w:val="1A1C1E"/>
+          <w:sz w:val="32"/>
+          <w:szCs w:val="32"/>
+          <w:shd w:val="clear" w:color="auto" w:fill="FFFFFF"/>
+        </w:rPr>
+        <w:lastRenderedPageBreak/>
+        <w:t>"Emperors in the past didn't have the Internet, so being kept in the dark is understandable; but what about today's society, with the explosion of the Internet? Surely he knows how to search the Internet?"</w:t>
+      </w:r>
+    </w:p>
+    <w:p>
+      <w:pPr>
+        <w:pStyle w:val="NormalWeb"/>
+        <w:shd w:val="clear" w:color="auto" w:fill="FFFFFF"/>
+        <w:spacing w:beforeAutospacing="1" w:after="216" w:line="240" w:lineRule="atLeast"/>
+        <w:rPr>
+          <w:rFonts w:ascii="Palatino Linotype" w:eastAsia="sans-serif" w:hAnsi="Palatino Linotype" w:cs="Palatino Linotype"/>
+          <w:color w:val="1A1C1E"/>
+          <w:sz w:val="32"/>
+          <w:szCs w:val="32"/>
+        </w:rPr>
+      </w:pPr>
+      <w:r>
+        <w:rPr>
+          <w:rFonts w:ascii="Palatino Linotype" w:eastAsia="sans-serif" w:hAnsi="Palatino Linotype" w:cs="Palatino Linotype"/>
+          <w:color w:val="1A1C1E"/>
+          <w:sz w:val="32"/>
+          <w:szCs w:val="32"/>
+          <w:shd w:val="clear" w:color="auto" w:fill="FFFFFF"/>
+        </w:rPr>
+        <w:t>Therefore, Mr. Liu, in the past, in your various positions within the CCP regime, when using the Internet, were you blocked by the Great Firewall, or did you even realize you were being blocked? And could Mr. Xi be blocked by his own Great Firewall system?</w:t>
+      </w:r>
+    </w:p>
+    <w:p>
+      <w:pPr>
+        <w:pStyle w:val="NormalWeb"/>
+        <w:shd w:val="clear" w:color="auto" w:fill="FFFFFF"/>
+        <w:spacing w:beforeAutospacing="1" w:after="216" w:line="240" w:lineRule="atLeast"/>
+        <w:rPr>
+          <w:rFonts w:ascii="Palatino Linotype" w:eastAsia="sans-serif" w:hAnsi="Palatino Linotype" w:cs="Palatino Linotype"/>
+          <w:i/>
+          <w:iCs/>
+          <w:color w:val="1A1C1E"/>
+          <w:sz w:val="32"/>
+          <w:szCs w:val="32"/>
+          <w:shd w:val="clear" w:color="auto" w:fill="FFFFFF"/>
+        </w:rPr>
+      </w:pPr>
+      <w:r>
+        <w:rPr>
+          <w:rFonts w:ascii="Palatino Linotype" w:eastAsia="sans-serif" w:hAnsi="Palatino Linotype" w:cs="Palatino Linotype"/>
+          <w:b/>
+          <w:bCs/>
+          <w:color w:val="1A1C1E"/>
+          <w:sz w:val="32"/>
+          <w:szCs w:val="32"/>
+          <w:shd w:val="clear" w:color="auto" w:fill="FFFFFF"/>
+        </w:rPr>
+        <w:lastRenderedPageBreak/>
+        <w:t>Mr. Liu Siyuan: </w:t>
+      </w:r>
+      <w:r>
+        <w:rPr>
+          <w:rFonts w:ascii="Palatino Linotype" w:eastAsia="sans-serif" w:hAnsi="Palatino Linotype" w:cs="Palatino Linotype"/>
+          <w:i/>
+          <w:iCs/>
+          <w:color w:val="1A1C1E"/>
+          <w:sz w:val="32"/>
+          <w:szCs w:val="32"/>
+          <w:shd w:val="clear" w:color="auto" w:fill="FFFFFF"/>
+        </w:rPr>
+        <w:t>(Mr. Liu hears Sophia's question and smiles faintly, a smile that is somewhat bitter and understanding.)</w:t>
+      </w:r>
+    </w:p>
+    <w:p>
+      <w:pPr>
+        <w:pStyle w:val="NormalWeb"/>
+        <w:shd w:val="clear" w:color="auto" w:fill="FFFFFF"/>
+        <w:spacing w:beforeAutospacing="1" w:after="216" w:line="240" w:lineRule="atLeast"/>
+        <w:rPr>
+          <w:rFonts w:ascii="Palatino Linotype" w:eastAsia="sans-serif" w:hAnsi="Palatino Linotype" w:cs="Palatino Linotype"/>
+          <w:color w:val="1A1C1E"/>
+          <w:sz w:val="32"/>
+          <w:szCs w:val="32"/>
+        </w:rPr>
+      </w:pPr>
+      <w:r>
+        <w:rPr>
+          <w:rFonts w:ascii="Palatino Linotype" w:eastAsia="sans-serif" w:hAnsi="Palatino Linotype" w:cs="Palatino Linotype"/>
+          <w:color w:val="1A1C1E"/>
+          <w:sz w:val="32"/>
+          <w:szCs w:val="32"/>
+          <w:shd w:val="clear" w:color="auto" w:fill="FFFFFF"/>
+        </w:rPr>
+        <w:t>Ms. Sophia, this is a very practical question and accurately reflects the query of many people living in societies with a free Internet. "Why not just search the Internet?" – it sounds simple, but the reality in China is extremely complex.</w:t>
+      </w:r>
+    </w:p>
+    <w:p>
+      <w:pPr>
+        <w:pStyle w:val="NormalWeb"/>
+        <w:shd w:val="clear" w:color="auto" w:fill="FFFFFF"/>
+        <w:spacing w:beforeAutospacing="1" w:after="216" w:line="240" w:lineRule="atLeast"/>
+        <w:rPr>
+          <w:rFonts w:ascii="Palatino Linotype" w:eastAsia="sans-serif" w:hAnsi="Palatino Linotype" w:cs="Palatino Linotype"/>
+          <w:color w:val="1A1C1E"/>
+          <w:sz w:val="32"/>
+          <w:szCs w:val="32"/>
+        </w:rPr>
+      </w:pPr>
+      <w:r>
+        <w:rPr>
+          <w:rFonts w:ascii="Palatino Linotype" w:eastAsia="sans-serif" w:hAnsi="Palatino Linotype" w:cs="Palatino Linotype"/>
+          <w:i/>
+          <w:iCs/>
+          <w:color w:val="1A1C1E"/>
+          <w:sz w:val="32"/>
+          <w:szCs w:val="32"/>
+          <w:shd w:val="clear" w:color="auto" w:fill="FFFFFF"/>
+        </w:rPr>
+        <w:t>(He pauses, as if to choose his words precisely.)</w:t>
+      </w:r>
+    </w:p>
+    <w:p>
+      <w:pPr>
+        <w:pStyle w:val="NormalWeb"/>
+        <w:shd w:val="clear" w:color="auto" w:fill="FFFFFF"/>
+        <w:spacing w:beforeAutospacing="1" w:after="216" w:line="240" w:lineRule="atLeast"/>
+        <w:rPr>
+          <w:rFonts w:ascii="Palatino Linotype" w:eastAsia="sans-serif" w:hAnsi="Palatino Linotype" w:cs="Palatino Linotype"/>
+          <w:color w:val="1A1C1E"/>
+          <w:sz w:val="32"/>
+          <w:szCs w:val="32"/>
+        </w:rPr>
+      </w:pPr>
+      <w:r>
+        <w:rPr>
+          <w:rFonts w:ascii="Palatino Linotype" w:eastAsia="sans-serif" w:hAnsi="Palatino Linotype" w:cs="Palatino Linotype"/>
+          <w:color w:val="1A1C1E"/>
+          <w:sz w:val="32"/>
+          <w:szCs w:val="32"/>
+          <w:shd w:val="clear" w:color="auto" w:fill="FFFFFF"/>
+        </w:rPr>
+        <w:t xml:space="preserve">When I was still working in the system, in various positions, our use </w:t>
+      </w:r>
+      <w:r>
+        <w:rPr>
+          <w:rFonts w:ascii="Palatino Linotype" w:eastAsia="sans-serif" w:hAnsi="Palatino Linotype" w:cs="Palatino Linotype"/>
+          <w:color w:val="1A1C1E"/>
+          <w:sz w:val="32"/>
+          <w:szCs w:val="32"/>
+          <w:shd w:val="clear" w:color="auto" w:fill="FFFFFF"/>
+        </w:rPr>
+        <w:lastRenderedPageBreak/>
+        <w:t>of the Internet also had certain regulations and limitations, although perhaps not as harsh as for ordinary people in some aspects.</w:t>
+      </w:r>
+    </w:p>
+    <w:p>
+      <w:pPr>
+        <w:pStyle w:val="NormalWeb"/>
+        <w:shd w:val="clear" w:color="auto" w:fill="FFFFFF"/>
+        <w:spacing w:beforeAutospacing="1" w:after="216" w:line="240" w:lineRule="atLeast"/>
+        <w:rPr>
+          <w:rFonts w:ascii="Palatino Linotype" w:eastAsia="sans-serif" w:hAnsi="Palatino Linotype" w:cs="Palatino Linotype"/>
+          <w:color w:val="1A1C1E"/>
+          <w:sz w:val="32"/>
+          <w:szCs w:val="32"/>
+        </w:rPr>
+      </w:pPr>
+      <w:r>
+        <w:rPr>
+          <w:rFonts w:ascii="Palatino Linotype" w:eastAsia="sans-serif" w:hAnsi="Palatino Linotype" w:cs="Palatino Linotype"/>
+          <w:color w:val="1A1C1E"/>
+          <w:sz w:val="32"/>
+          <w:szCs w:val="32"/>
+          <w:shd w:val="clear" w:color="auto" w:fill="FFFFFF"/>
+        </w:rPr>
+        <w:t xml:space="preserve">Regarding the Great Firewall: Yes, this firewall system is very effective. For the vast majority of people, accessing foreign websites considered "sensitive" like Google, Facebook, Twitter, YouTube, and major international news sites (BBC, New York Times, The </w:t>
+      </w:r>
+      <w:r>
+        <w:rPr>
+          <w:rFonts w:ascii="Palatino Linotype" w:eastAsia="sans-serif" w:hAnsi="Palatino Linotype" w:cs="Palatino Linotype"/>
+          <w:color w:val="1A1C1E"/>
+          <w:sz w:val="32"/>
+          <w:szCs w:val="32"/>
+          <w:shd w:val="clear" w:color="auto" w:fill="FFFFFF"/>
+        </w:rPr>
+        <w:t>Epoch</w:t>
       </w:r>
       <w:bookmarkStart w:id="0" w:name="_GoBack"/>
       <w:bookmarkEnd w:id="0"/>
       <w:r>
         <w:rPr>
-          <w:rFonts w:ascii="Microsoft JhengHei Light" w:eastAsia="Microsoft JhengHei Light" w:hAnsi="Microsoft JhengHei Light"/>
-          <w:color w:val="1A1C1E"/>
-          <w:sz w:val="32"/>
-          <w:szCs w:val="21"/>
-          <w:shd w:val="clear" w:color="auto" w:fill="FFFFFF"/>
-        </w:rPr>
-        <w:t>出中南</w:t>
-      </w:r>
-      <w:r>
-        <w:rPr>
-          <w:rFonts w:ascii="Microsoft JhengHei Light" w:eastAsia="Microsoft JhengHei Light" w:hAnsi="Microsoft JhengHei Light" w:cs="MS Gothic" w:hint="eastAsia"/>
-          <w:color w:val="1A1C1E"/>
-          <w:sz w:val="32"/>
-          <w:szCs w:val="21"/>
-          <w:shd w:val="clear" w:color="auto" w:fill="FFFFFF"/>
-        </w:rPr>
-        <w:t>海</w:t>
-      </w:r>
-      <w:r>
-        <w:rPr>
-          <w:rFonts w:ascii="Palatino Linotype" w:eastAsia="sans-serif" w:hAnsi="Palatino Linotype" w:cs="Palatino Linotype"/>
-          <w:color w:val="1A1C1E"/>
-          <w:sz w:val="32"/>
-          <w:szCs w:val="32"/>
-          <w:shd w:val="clear" w:color="auto" w:fill="FFFFFF"/>
-        </w:rPr>
-        <w:t>" (the government's orders cannot get out of Zhongnanhai) is a classic description of power fragmentation or covert opposition within the Chinese political system, even under leaders who are considered the strongest. It shows the complexity of governing a vast country with a huge bureaucracy and many different layers of interests.</w:t>
-      </w:r>
-    </w:p>
-    <w:p>
-      <w:pPr>
-        <w:pStyle w:val="NormalWeb"/>
-        <w:shd w:val="clear" w:color="auto" w:fill="FFFFFF"/>
-        <w:spacing w:beforeAutospacing="1" w:line="240" w:lineRule="atLeast"/>
-        <w:rPr>
-          <w:rFonts w:ascii="Palatino Linotype" w:eastAsia="sans-serif" w:hAnsi="Palatino Linotype" w:cs="Palatino Linotype"/>
-          <w:color w:val="1A1C1E"/>
-          <w:sz w:val="32"/>
-          <w:szCs w:val="32"/>
-        </w:rPr>
-      </w:pPr>
-      <w:r>
-        <w:rPr>
-          <w:rFonts w:ascii="Palatino Linotype" w:eastAsia="sans-serif" w:hAnsi="Palatino Linotype" w:cs="Palatino Linotype"/>
-          <w:color w:val="1A1C1E"/>
-          <w:sz w:val="32"/>
-          <w:szCs w:val="32"/>
-          <w:shd w:val="clear" w:color="auto" w:fill="FFFFFF"/>
-        </w:rPr>
-        <w:lastRenderedPageBreak/>
-        <w:t>If Mr. Xi is truly in that situation, then the possibility that he "doesn't know" or "can't do" certain things, while it may seem hard to believe, is a possibility that needs to be seriously considered. This further emphasizes the importance of independent voices, of information from the outside, to be able to penetrate those "information walls."</w:t>
-      </w:r>
-    </w:p>
-    <w:p>
-      <w:pPr>
-        <w:rPr>
-          <w:rFonts w:ascii="Palatino Linotype" w:hAnsi="Palatino Linotype" w:cs="Palatino Linotype"/>
-          <w:sz w:val="32"/>
-          <w:szCs w:val="32"/>
-        </w:rPr>
-      </w:pPr>
-    </w:p>
-    <w:p>
-      <w:pPr>
-        <w:rPr>
-          <w:rFonts w:ascii="Palatino Linotype" w:hAnsi="Palatino Linotype" w:cs="Palatino Linotype"/>
-          <w:sz w:val="32"/>
-          <w:szCs w:val="32"/>
-        </w:rPr>
-      </w:pPr>
-    </w:p>
-    <w:p>
-      <w:pPr>
-        <w:pStyle w:val="NormalWeb"/>
-        <w:shd w:val="clear" w:color="auto" w:fill="FFFFFF"/>
-        <w:spacing w:beforeAutospacing="1" w:after="216" w:line="240" w:lineRule="atLeast"/>
-        <w:rPr>
-          <w:rFonts w:ascii="Palatino Linotype" w:eastAsia="sans-serif" w:hAnsi="Palatino Linotype" w:cs="Palatino Linotype"/>
-          <w:color w:val="1A1C1E"/>
-          <w:sz w:val="32"/>
-          <w:szCs w:val="32"/>
-          <w:shd w:val="clear" w:color="auto" w:fill="FFFFFF"/>
-        </w:rPr>
-      </w:pPr>
-      <w:r>
-        <w:rPr>
-          <w:rFonts w:ascii="Palatino Linotype" w:eastAsia="sans-serif" w:hAnsi="Palatino Linotype" w:cs="Palatino Linotype"/>
-          <w:b/>
-          <w:bCs/>
-          <w:color w:val="1A1C1E"/>
-          <w:sz w:val="32"/>
-          <w:szCs w:val="32"/>
-          <w:shd w:val="clear" w:color="auto" w:fill="FFFFFF"/>
-        </w:rPr>
-        <w:t>Sophia Bell:</w:t>
-      </w:r>
-      <w:r>
-        <w:rPr>
-          <w:rFonts w:ascii="Palatino Linotype" w:eastAsia="sans-serif" w:hAnsi="Palatino Linotype" w:cs="Palatino Linotype"/>
-          <w:b/>
-          <w:bCs/>
-          <w:color w:val="1A1C1E"/>
-          <w:sz w:val="32"/>
-          <w:szCs w:val="32"/>
-          <w:shd w:val="clear" w:color="auto" w:fill="FFFFFF"/>
-        </w:rPr>
-        <w:br/>
-      </w:r>
-      <w:r>
-        <w:rPr>
-          <w:rFonts w:ascii="Palatino Linotype" w:eastAsia="sans-serif" w:hAnsi="Palatino Linotype" w:cs="Palatino Linotype"/>
-          <w:color w:val="1A1C1E"/>
-          <w:sz w:val="32"/>
-          <w:szCs w:val="32"/>
-          <w:shd w:val="clear" w:color="auto" w:fill="FFFFFF"/>
-        </w:rPr>
-        <w:t xml:space="preserve">Yes, let's suppose our readers at THE LIVES MEDIA read up to this point, they might have a question: </w:t>
-      </w:r>
-      <w:r>
-        <w:rPr>
-          <w:rFonts w:ascii="Palatino Linotype" w:eastAsia="sans-serif" w:hAnsi="Palatino Linotype" w:cs="Palatino Linotype"/>
-          <w:color w:val="1A1C1E"/>
-          <w:sz w:val="32"/>
-          <w:szCs w:val="32"/>
-          <w:shd w:val="clear" w:color="auto" w:fill="FFFFFF"/>
-        </w:rPr>
-        <w:lastRenderedPageBreak/>
-        <w:t>"Emperors in the past didn't have the Internet, so being kept in the dark is understandable; but what about today's society, with the explosion of the Internet? Surely he knows how to search the Internet?"</w:t>
-      </w:r>
-    </w:p>
-    <w:p>
-      <w:pPr>
-        <w:pStyle w:val="NormalWeb"/>
-        <w:shd w:val="clear" w:color="auto" w:fill="FFFFFF"/>
-        <w:spacing w:beforeAutospacing="1" w:after="216" w:line="240" w:lineRule="atLeast"/>
-        <w:rPr>
-          <w:rFonts w:ascii="Palatino Linotype" w:eastAsia="sans-serif" w:hAnsi="Palatino Linotype" w:cs="Palatino Linotype"/>
-          <w:color w:val="1A1C1E"/>
-          <w:sz w:val="32"/>
-          <w:szCs w:val="32"/>
-        </w:rPr>
-      </w:pPr>
-      <w:r>
-        <w:rPr>
-          <w:rFonts w:ascii="Palatino Linotype" w:eastAsia="sans-serif" w:hAnsi="Palatino Linotype" w:cs="Palatino Linotype"/>
-          <w:color w:val="1A1C1E"/>
-          <w:sz w:val="32"/>
-          <w:szCs w:val="32"/>
-          <w:shd w:val="clear" w:color="auto" w:fill="FFFFFF"/>
-        </w:rPr>
-        <w:t>Therefore, Mr. Liu, in the past, in your various positions within the CCP regime, when using the Internet, were you blocked by the Great Firewall, or did you even realize you were being blocked? And could Mr. Xi be blocked by his own Great Firewall system?</w:t>
-      </w:r>
-    </w:p>
-    <w:p>
-      <w:pPr>
-        <w:pStyle w:val="NormalWeb"/>
-        <w:shd w:val="clear" w:color="auto" w:fill="FFFFFF"/>
-        <w:spacing w:beforeAutospacing="1" w:after="216" w:line="240" w:lineRule="atLeast"/>
-        <w:rPr>
-          <w:rFonts w:ascii="Palatino Linotype" w:eastAsia="sans-serif" w:hAnsi="Palatino Linotype" w:cs="Palatino Linotype"/>
-          <w:i/>
-          <w:iCs/>
-          <w:color w:val="1A1C1E"/>
-          <w:sz w:val="32"/>
-          <w:szCs w:val="32"/>
-          <w:shd w:val="clear" w:color="auto" w:fill="FFFFFF"/>
-        </w:rPr>
-      </w:pPr>
-      <w:r>
-        <w:rPr>
-          <w:rFonts w:ascii="Palatino Linotype" w:eastAsia="sans-serif" w:hAnsi="Palatino Linotype" w:cs="Palatino Linotype"/>
-          <w:b/>
-          <w:bCs/>
-          <w:color w:val="1A1C1E"/>
-          <w:sz w:val="32"/>
-          <w:szCs w:val="32"/>
-          <w:shd w:val="clear" w:color="auto" w:fill="FFFFFF"/>
-        </w:rPr>
-        <w:lastRenderedPageBreak/>
-        <w:t>Mr. Liu Siyuan: </w:t>
-      </w:r>
-      <w:r>
-        <w:rPr>
-          <w:rFonts w:ascii="Palatino Linotype" w:eastAsia="sans-serif" w:hAnsi="Palatino Linotype" w:cs="Palatino Linotype"/>
-          <w:i/>
-          <w:iCs/>
-          <w:color w:val="1A1C1E"/>
-          <w:sz w:val="32"/>
-          <w:szCs w:val="32"/>
-          <w:shd w:val="clear" w:color="auto" w:fill="FFFFFF"/>
-        </w:rPr>
-        <w:t>(Mr. Liu hears Sophia's question and smiles faintly, a smile that is somewhat bitter and understanding.)</w:t>
-      </w:r>
-    </w:p>
-    <w:p>
-      <w:pPr>
-        <w:pStyle w:val="NormalWeb"/>
-        <w:shd w:val="clear" w:color="auto" w:fill="FFFFFF"/>
-        <w:spacing w:beforeAutospacing="1" w:after="216" w:line="240" w:lineRule="atLeast"/>
-        <w:rPr>
-          <w:rFonts w:ascii="Palatino Linotype" w:eastAsia="sans-serif" w:hAnsi="Palatino Linotype" w:cs="Palatino Linotype"/>
-          <w:color w:val="1A1C1E"/>
-          <w:sz w:val="32"/>
-          <w:szCs w:val="32"/>
-        </w:rPr>
-      </w:pPr>
-      <w:r>
-        <w:rPr>
-          <w:rFonts w:ascii="Palatino Linotype" w:eastAsia="sans-serif" w:hAnsi="Palatino Linotype" w:cs="Palatino Linotype"/>
-          <w:color w:val="1A1C1E"/>
-          <w:sz w:val="32"/>
-          <w:szCs w:val="32"/>
-          <w:shd w:val="clear" w:color="auto" w:fill="FFFFFF"/>
-        </w:rPr>
-        <w:t>Ms. Sophia, this is a very practical question and accurately reflects the query of many people living in societies with a free Internet. "Why not just search the Internet?" – it sounds simple, but the reality in China is extremely complex.</w:t>
-      </w:r>
-    </w:p>
-    <w:p>
-      <w:pPr>
-        <w:pStyle w:val="NormalWeb"/>
-        <w:shd w:val="clear" w:color="auto" w:fill="FFFFFF"/>
-        <w:spacing w:beforeAutospacing="1" w:after="216" w:line="240" w:lineRule="atLeast"/>
-        <w:rPr>
-          <w:rFonts w:ascii="Palatino Linotype" w:eastAsia="sans-serif" w:hAnsi="Palatino Linotype" w:cs="Palatino Linotype"/>
-          <w:color w:val="1A1C1E"/>
-          <w:sz w:val="32"/>
-          <w:szCs w:val="32"/>
-        </w:rPr>
-      </w:pPr>
-      <w:r>
-        <w:rPr>
-          <w:rFonts w:ascii="Palatino Linotype" w:eastAsia="sans-serif" w:hAnsi="Palatino Linotype" w:cs="Palatino Linotype"/>
-          <w:i/>
-          <w:iCs/>
-          <w:color w:val="1A1C1E"/>
-          <w:sz w:val="32"/>
-          <w:szCs w:val="32"/>
-          <w:shd w:val="clear" w:color="auto" w:fill="FFFFFF"/>
-        </w:rPr>
-        <w:t>(He pauses, as if to choose his words precisely.)</w:t>
-      </w:r>
-    </w:p>
-    <w:p>
-      <w:pPr>
-        <w:pStyle w:val="NormalWeb"/>
-        <w:shd w:val="clear" w:color="auto" w:fill="FFFFFF"/>
-        <w:spacing w:beforeAutospacing="1" w:after="216" w:line="240" w:lineRule="atLeast"/>
-        <w:rPr>
-          <w:rFonts w:ascii="Palatino Linotype" w:eastAsia="sans-serif" w:hAnsi="Palatino Linotype" w:cs="Palatino Linotype"/>
-          <w:color w:val="1A1C1E"/>
-          <w:sz w:val="32"/>
-          <w:szCs w:val="32"/>
-        </w:rPr>
-      </w:pPr>
-      <w:r>
-        <w:rPr>
-          <w:rFonts w:ascii="Palatino Linotype" w:eastAsia="sans-serif" w:hAnsi="Palatino Linotype" w:cs="Palatino Linotype"/>
-          <w:color w:val="1A1C1E"/>
-          <w:sz w:val="32"/>
-          <w:szCs w:val="32"/>
-          <w:shd w:val="clear" w:color="auto" w:fill="FFFFFF"/>
-        </w:rPr>
-        <w:t xml:space="preserve">When I was still working in the system, in various positions, our use </w:t>
-      </w:r>
-      <w:r>
-        <w:rPr>
-          <w:rFonts w:ascii="Palatino Linotype" w:eastAsia="sans-serif" w:hAnsi="Palatino Linotype" w:cs="Palatino Linotype"/>
-          <w:color w:val="1A1C1E"/>
-          <w:sz w:val="32"/>
-          <w:szCs w:val="32"/>
-          <w:shd w:val="clear" w:color="auto" w:fill="FFFFFF"/>
-        </w:rPr>
-        <w:lastRenderedPageBreak/>
-        <w:t>of the Internet also had certain regulations and limitations, although perhaps not as harsh as for ordinary people in some aspects.</w:t>
-      </w:r>
-    </w:p>
-    <w:p>
-      <w:pPr>
-        <w:pStyle w:val="NormalWeb"/>
-        <w:shd w:val="clear" w:color="auto" w:fill="FFFFFF"/>
-        <w:spacing w:beforeAutospacing="1" w:after="216" w:line="240" w:lineRule="atLeast"/>
-        <w:rPr>
-          <w:rFonts w:ascii="Palatino Linotype" w:eastAsia="sans-serif" w:hAnsi="Palatino Linotype" w:cs="Palatino Linotype"/>
-          <w:color w:val="1A1C1E"/>
-          <w:sz w:val="32"/>
-          <w:szCs w:val="32"/>
-        </w:rPr>
-      </w:pPr>
-      <w:r>
-        <w:rPr>
-          <w:rFonts w:ascii="Palatino Linotype" w:eastAsia="sans-serif" w:hAnsi="Palatino Linotype" w:cs="Palatino Linotype"/>
-          <w:color w:val="1A1C1E"/>
-          <w:sz w:val="32"/>
-          <w:szCs w:val="32"/>
-          <w:shd w:val="clear" w:color="auto" w:fill="FFFFFF"/>
-        </w:rPr>
-        <w:t xml:space="preserve">Regarding the Great Firewall: Yes, this firewall system is very effective. For the vast majority of people, accessing foreign websites considered "sensitive" like Google, Facebook, Twitter, YouTube, and major international news sites (BBC, New York Times, The LIVES Times...) is completely blocked. If they want to access them, they have to use circumvention tools (VPNs), but the </w:t>
+          <w:rFonts w:ascii="Palatino Linotype" w:eastAsia="sans-serif" w:hAnsi="Palatino Linotype" w:cs="Palatino Linotype"/>
+          <w:color w:val="1A1C1E"/>
+          <w:sz w:val="32"/>
+          <w:szCs w:val="32"/>
+          <w:shd w:val="clear" w:color="auto" w:fill="FFFFFF"/>
+        </w:rPr>
+        <w:t xml:space="preserve"> Times...) is completely blocked. If they want to access them, they have to use circumvention tools (VPNs), but the </w:t>
       </w:r>
       <w:r>
         <w:rPr>
@@ -35351,7 +35381,7 @@
             <w:sz w:val="24"/>
             <w:szCs w:val="24"/>
           </w:rPr>
-          <w:t>365</w:t>
+          <w:t>372</w:t>
         </w:r>
         <w:r>
           <w:rPr>
